--- a/tillsyn/A 33927-2021 tillsynsbegäran.docx
+++ b/tillsyn/A 33927-2021 tillsynsbegäran.docx
@@ -824,7 +824,7 @@
     <w:r>
       <w:tab/>
       <w:tab/>
-      <w:t>2026-06-18</w:t>
+      <w:t>2026-06-19</w:t>
       <w:br/>
       <w:br/>
     </w:r>

--- a/tillsyn/A 33927-2021 tillsynsbegäran.docx
+++ b/tillsyn/A 33927-2021 tillsynsbegäran.docx
@@ -824,7 +824,7 @@
     <w:r>
       <w:tab/>
       <w:tab/>
-      <w:t>2026-06-19</w:t>
+      <w:t>2026-06-20</w:t>
       <w:br/>
       <w:br/>
     </w:r>

--- a/tillsyn/A 33927-2021 tillsynsbegäran.docx
+++ b/tillsyn/A 33927-2021 tillsynsbegäran.docx
@@ -12,10 +12,7 @@
     </w:p>
     <w:p>
       <w:r>
-        <w:t>Detta dokument behandlar höga naturvärden i avverkningsanmälan A 33927-2021 i Hässleholms kommun som inkom 2021-07-01 och omfattar 16,7 ha.</w:t>
-      </w:r>
-      <w:r>
-        <w:t xml:space="preserve"> I Figur 1 visas fyndplatser för naturvårdsarter i området, som finns registrerade på Artportalen.</w:t>
+        <w:t>Denna tillsynsbegäran behandlar höga naturvärden i avverkningsanmälan A 33927-2021 i Hässleholms kommun som inkom 2021-07-01 och omfattar 16,7 ha.</w:t>
       </w:r>
     </w:p>
     <w:p>
@@ -25,7 +22,7 @@
       <w:r>
         <w:drawing>
           <wp:inline xmlns:a="http://schemas.openxmlformats.org/drawingml/2006/main" xmlns:pic="http://schemas.openxmlformats.org/drawingml/2006/picture">
-            <wp:extent cx="5138746" cy="5688000"/>
+            <wp:extent cx="5171270" cy="5724000"/>
             <wp:docPr id="1" name="Picture 1"/>
             <wp:cNvGraphicFramePr>
               <a:graphicFrameLocks noChangeAspect="1"/>
@@ -46,7 +43,7 @@
                   <pic:spPr>
                     <a:xfrm>
                       <a:off x="0" y="0"/>
-                      <a:ext cx="5138746" cy="5688000"/>
+                      <a:ext cx="5171270" cy="5724000"/>
                     </a:xfrm>
                     <a:prstGeom prst="rect"/>
                   </pic:spPr>
@@ -63,7 +60,20 @@
         <w:spacing w:after="240"/>
       </w:pPr>
       <w:r>
-        <w:t>Figur 1. Fyndplatser för naturvårdsarter inom 25 meter från avverkningsanmälan (röd linje). Inom parentes anges rödlistekategorier, S för signalarter, Tför typiska arter och fridlysningsparagrafer i artskyddsförordningen.Markörer utan svart kant är placerade på fyndplatsen. Markörer med svart kant är placerade vid sidan av fyndplatsen och har ett svart streck som visar fyndplatsens exakta position. Kartans mittpunktskoordinat är N 6240943, E 414803 i SWEREF 99 TM.</w:t>
+        <w:t>Figur 1. Fyndplatser för naturvårdsarter inom 25 meter från avverkningsanmälan. Markörer utan svart kant är placerade på fyndplatsen. Markörer med svart kant är placerade vid sidan av fyndplatsen har ett svart streck som visar fyndplatsens exakta position. Kartans mittpunktskoordinat är N 6240943, E 414803 i SWEREF 99 TM.</w:t>
+      </w:r>
+    </w:p>
+    <w:p>
+      <w:r>
+        <w:t>Inom 25 meter från avverkningsanmälan finns fynd av 10 naturvårdsarter, varav 3 är rödlistade, 8 är typiska (T) och 7 är signalarter (S): bokkantlav (NT, T), bokvårtlav (NT, T), orangepudrad klotterlav (NT), blåmossa (S, T), brandticka (S), gulnål (S, T), havstulpanlav (S, T), klippfrullania (S, T), kornig nållav (S, T) och platt fjädermossa (S, T). Se Figur 1.</w:t>
+      </w:r>
+    </w:p>
+    <w:p>
+      <w:pPr>
+        <w:pStyle w:val="Heading1"/>
+      </w:pPr>
+      <w:r>
+        <w:t>Tillsynsbegäran</w:t>
       </w:r>
     </w:p>
     <w:p>
@@ -82,55 +92,16 @@
       </w:r>
     </w:p>
     <w:p>
-      <w:r>
-        <w:t>Nedan beskrivs fynd av naturvårdsarter som gjorts i det avverkningsanmälda området.</w:t>
-      </w:r>
-    </w:p>
-    <w:p>
       <w:pPr>
         <w:pStyle w:val="Heading1"/>
       </w:pPr>
       <w:r>
-        <w:t>Naturvårdsarter</w:t>
+        <w:t>Naturvårdsarter och fridlysta arter</w:t>
       </w:r>
     </w:p>
     <w:p>
       <w:r>
-        <w:t>Inom 25 meter från avverkningsanmälan har följande 10 naturvårdsarter hittats: bokkantlav (NT, T), bokvårtlav (NT, T), orangepudrad klotterlav (NT), blåmossa (S, T), brandticka (S), gulnål (S, T), havstulpanlav (S, T), klippfrullania (S, T), kornig nållav (S, T) och platt fjädermossa (S, T). Av dessa är 3 rödlistade. För rödlistade arter har rödlistekategorin angivits inom parentes. Arter som är signalarter enligt Skogsstyrelsen har markerats med (S). Typiska arter inom Natura 2000 som är kopplade till skogsekosystem har markerats med (T).</w:t>
-      </w:r>
-    </w:p>
-    <w:p>
-      <w:r>
-        <w:t>De påträffade naturvårdsarterna är ett tydligt kvitto på att det rör sig om en skog med höga naturvärden.</w:t>
-      </w:r>
-    </w:p>
-    <w:p>
-      <w:r>
-        <w:rPr>
-          <w:b/>
-        </w:rPr>
-        <w:t xml:space="preserve">Blåmossa </w:t>
-      </w:r>
-      <w:r>
-        <w:t xml:space="preserve">har karaktäristiska kuddar som är lätta att se på långt håll. Mycket stora kuddar, större än 0,5 meter i höjd, indikerar höga naturvärden där skogen har en lång period av orördhet oh stabila miljöförhållanden. Mossan växer under gynnsamma omständigheter cirka 1 centimeter per år och stora kuddar kan därför indirekt visa att lokalen varit lämplig under en lång tid. Blåmossa är typisk art för </w:t>
-      </w:r>
-      <w:r>
-        <w:rPr>
-          <w:i/>
-        </w:rPr>
-        <w:t>9010 Taiga, 9080 Lövsumpskog</w:t>
-      </w:r>
-      <w:r>
-        <w:t xml:space="preserve"> och </w:t>
-      </w:r>
-      <w:r>
-        <w:rPr>
-          <w:i/>
-        </w:rPr>
-        <w:t>9750 Svämlövskog</w:t>
-      </w:r>
-      <w:r>
-        <w:t xml:space="preserve"> (SLU Artdatabanken, 2025; Nitare &amp; Skogsstyrelsen, 2019).</w:t>
+        <w:t>Nedan följer beskrivningar av de naturvårdsarter och fridlysta arter som har sina livsmiljöer och växtplatser i den avverkningsanmälda skogen. De påträffade naturvårdsarterna är ett tydligt kvitto på att det rör sig om en skog med höga naturvärden.</w:t>
       </w:r>
     </w:p>
     <w:p>
@@ -189,6 +160,46 @@
       </w:r>
       <w:r>
         <w:t xml:space="preserve"> (SLU Artdatabanken, 2024; Nitare &amp; Skogsstyrelsen, 2019).</w:t>
+      </w:r>
+    </w:p>
+    <w:p>
+      <w:r>
+        <w:rPr>
+          <w:b/>
+        </w:rPr>
+        <w:t>Orangepudrad klotterlav (NT)</w:t>
+      </w:r>
+      <w:r>
+        <w:t xml:space="preserve"> växer på ved och bark av bok, men även andra lövträd, i skogar och bryn med hög luftfuktighet. Arten förekommer mest i fuktiga och skuggiga, slutna skogar, raviner och branter, oftast på mycket gamla, helt eller delvis döda träd med blottad ved. Den kan även finnas på lite öppnare lokaler men är bunden till skog och lövängar med lång kontinuitet. I Mellansverige växer den i gamla ädellövsskogar med hög luftfuktighet vid basen av lövträd. Arten växer ofta tillsammans med flera andra rödlistade lavar. På lokaler med arten får inte ljus- och fuktighetsförhållanden ändras eller den skogliga kontinuiteten brytas (SLU Artdatabanken, 2026).</w:t>
+      </w:r>
+    </w:p>
+    <w:p>
+      <w:r>
+        <w:rPr>
+          <w:b/>
+        </w:rPr>
+        <w:t xml:space="preserve">Blåmossa </w:t>
+      </w:r>
+      <w:r>
+        <w:t xml:space="preserve">har karaktäristiska kuddar som är lätta att se på långt håll. Mycket stora kuddar, större än 0,5 meter i höjd, indikerar höga naturvärden där skogen har en lång period av orördhet oh stabila miljöförhållanden. Mossan växer under gynnsamma omständigheter cirka 1 centimeter per år och stora kuddar kan därför indirekt visa att lokalen varit lämplig under en lång tid. Blåmossa är typisk art för </w:t>
+      </w:r>
+      <w:r>
+        <w:rPr>
+          <w:i/>
+        </w:rPr>
+        <w:t>9010 Taiga, 9080 Lövsumpskog</w:t>
+      </w:r>
+      <w:r>
+        <w:t xml:space="preserve"> och </w:t>
+      </w:r>
+      <w:r>
+        <w:rPr>
+          <w:i/>
+        </w:rPr>
+        <w:t>9750 Svämlövskog</w:t>
+      </w:r>
+      <w:r>
+        <w:t xml:space="preserve"> (SLU Artdatabanken, 2025; Nitare &amp; Skogsstyrelsen, 2019).</w:t>
       </w:r>
     </w:p>
     <w:p>
@@ -316,17 +327,6 @@
       </w:r>
       <w:r>
         <w:t xml:space="preserve"> (SLU Artdatabanken, 2024; Nitare &amp; Skogsstyrelsen, 2019).</w:t>
-      </w:r>
-    </w:p>
-    <w:p>
-      <w:r>
-        <w:rPr>
-          <w:b/>
-        </w:rPr>
-        <w:t>Orangepudrad klotterlav (NT)</w:t>
-      </w:r>
-      <w:r>
-        <w:t xml:space="preserve"> växer på ved och bark av bok, men även andra lövträd, i skogar och bryn med hög luftfuktighet. Arten förekommer mest i fuktiga och skuggiga, slutna skogar, raviner och branter, oftast på mycket gamla, helt eller delvis döda träd med blottad ved. Den kan även finnas på lite öppnare lokaler men är bunden till skog och lövängar med lång kontinuitet. I Mellansverige växer den i gamla ädellövsskogar med hög luftfuktighet vid basen av lövträd. Arten växer ofta tillsammans med flera andra rödlistade lavar. På lokaler med arten får inte ljus- och fuktighetsförhållanden ändras eller den skogliga kontinuiteten brytas (SLU Artdatabanken, 2026).</w:t>
       </w:r>
     </w:p>
     <w:p>
@@ -824,7 +824,7 @@
     <w:r>
       <w:tab/>
       <w:tab/>
-      <w:t>2026-06-20</w:t>
+      <w:t>2026-06-21</w:t>
       <w:br/>
       <w:br/>
     </w:r>

--- a/tillsyn/A 33927-2021 tillsynsbegäran.docx
+++ b/tillsyn/A 33927-2021 tillsynsbegäran.docx
@@ -824,7 +824,7 @@
     <w:r>
       <w:tab/>
       <w:tab/>
-      <w:t>2026-06-21</w:t>
+      <w:t>2026-06-22</w:t>
       <w:br/>
       <w:br/>
     </w:r>

--- a/tillsyn/A 33927-2021 tillsynsbegäran.docx
+++ b/tillsyn/A 33927-2021 tillsynsbegäran.docx
@@ -824,7 +824,7 @@
     <w:r>
       <w:tab/>
       <w:tab/>
-      <w:t>2026-06-22</w:t>
+      <w:t>2026-06-23</w:t>
       <w:br/>
       <w:br/>
     </w:r>

--- a/tillsyn/A 33927-2021 tillsynsbegäran.docx
+++ b/tillsyn/A 33927-2021 tillsynsbegäran.docx
@@ -824,7 +824,7 @@
     <w:r>
       <w:tab/>
       <w:tab/>
-      <w:t>2026-06-23</w:t>
+      <w:t>2026-06-24</w:t>
       <w:br/>
       <w:br/>
     </w:r>

--- a/tillsyn/A 33927-2021 tillsynsbegäran.docx
+++ b/tillsyn/A 33927-2021 tillsynsbegäran.docx
@@ -824,7 +824,7 @@
     <w:r>
       <w:tab/>
       <w:tab/>
-      <w:t>2026-06-24</w:t>
+      <w:t>2026-06-25</w:t>
       <w:br/>
       <w:br/>
     </w:r>

--- a/tillsyn/A 33927-2021 tillsynsbegäran.docx
+++ b/tillsyn/A 33927-2021 tillsynsbegäran.docx
@@ -824,7 +824,7 @@
     <w:r>
       <w:tab/>
       <w:tab/>
-      <w:t>2026-06-25</w:t>
+      <w:t>2026-06-26</w:t>
       <w:br/>
       <w:br/>
     </w:r>

--- a/tillsyn/A 33927-2021 tillsynsbegäran.docx
+++ b/tillsyn/A 33927-2021 tillsynsbegäran.docx
@@ -824,7 +824,7 @@
     <w:r>
       <w:tab/>
       <w:tab/>
-      <w:t>2026-06-26</w:t>
+      <w:t>2026-06-27</w:t>
       <w:br/>
       <w:br/>
     </w:r>

--- a/tillsyn/A 33927-2021 tillsynsbegäran.docx
+++ b/tillsyn/A 33927-2021 tillsynsbegäran.docx
@@ -824,7 +824,7 @@
     <w:r>
       <w:tab/>
       <w:tab/>
-      <w:t>2026-06-27</w:t>
+      <w:t>2026-06-28</w:t>
       <w:br/>
       <w:br/>
     </w:r>

--- a/tillsyn/A 33927-2021 tillsynsbegäran.docx
+++ b/tillsyn/A 33927-2021 tillsynsbegäran.docx
@@ -824,7 +824,7 @@
     <w:r>
       <w:tab/>
       <w:tab/>
-      <w:t>2026-06-28</w:t>
+      <w:t>2026-06-29</w:t>
       <w:br/>
       <w:br/>
     </w:r>

--- a/tillsyn/A 33927-2021 tillsynsbegäran.docx
+++ b/tillsyn/A 33927-2021 tillsynsbegäran.docx
@@ -824,7 +824,7 @@
     <w:r>
       <w:tab/>
       <w:tab/>
-      <w:t>2026-06-29</w:t>
+      <w:t>2026-06-30</w:t>
       <w:br/>
       <w:br/>
     </w:r>

--- a/tillsyn/A 33927-2021 tillsynsbegäran.docx
+++ b/tillsyn/A 33927-2021 tillsynsbegäran.docx
@@ -824,7 +824,7 @@
     <w:r>
       <w:tab/>
       <w:tab/>
-      <w:t>2026-06-30</w:t>
+      <w:t>2026-07-01</w:t>
       <w:br/>
       <w:br/>
     </w:r>
